--- a/9-交付管理/运行记录类文件/090203-科捷智能青岛总部项目会议系统-阶段总结报告.docx
+++ b/9-交付管理/运行记录类文件/090203-科捷智能青岛总部项目会议系统-阶段总结报告.docx
@@ -171,7 +171,7 @@
           <w:color w:val="333333"/>
           <w:spacing w:val="6"/>
         </w:rPr>
-        <w:t>，，</w:t>
+        <w:t>，</w:t>
       </w:r>
       <w:r>
         <w:rPr>
@@ -217,6 +217,45 @@
         <w:spacing w:before="173" w:line="181" w:lineRule="auto"/>
         <w:ind w:left="210"/>
       </w:pPr>
+      <w:r>
+        <w:rPr>
+          <w:color w:val="333333"/>
+          <w:position w:val="3"/>
+        </w:rPr>
+        <w:drawing>
+          <wp:inline distT="0" distB="0" distL="0" distR="0">
+            <wp:extent cx="47625" cy="47625"/>
+            <wp:effectExtent l="0" t="0" r="9525" b="9525"/>
+            <wp:docPr id="3" name="IM 4"/>
+            <wp:cNvGraphicFramePr/>
+            <a:graphic xmlns:a="http://schemas.openxmlformats.org/drawingml/2006/main">
+              <a:graphicData uri="http://schemas.openxmlformats.org/drawingml/2006/picture">
+                <pic:pic xmlns:pic="http://schemas.openxmlformats.org/drawingml/2006/picture">
+                  <pic:nvPicPr>
+                    <pic:cNvPr id="3" name="IM 4"/>
+                    <pic:cNvPicPr/>
+                  </pic:nvPicPr>
+                  <pic:blipFill>
+                    <a:blip r:embed="rId7"/>
+                    <a:stretch>
+                      <a:fillRect/>
+                    </a:stretch>
+                  </pic:blipFill>
+                  <pic:spPr>
+                    <a:xfrm>
+                      <a:off x="0" y="0"/>
+                      <a:ext cx="47647" cy="47646"/>
+                    </a:xfrm>
+                    <a:prstGeom prst="rect">
+                      <a:avLst/>
+                    </a:prstGeom>
+                  </pic:spPr>
+                </pic:pic>
+              </a:graphicData>
+            </a:graphic>
+          </wp:inline>
+        </w:drawing>
+      </w:r>
       <w:r>
         <w:rPr>
           <w:rFonts w:ascii="Arial" w:hAnsi="Arial" w:eastAsia="Arial" w:cs="Arial"/>
@@ -226,7 +265,7 @@
           <w:sz w:val="27"/>
           <w:szCs w:val="27"/>
         </w:rPr>
-        <w:t xml:space="preserve">.  </w:t>
+        <w:t xml:space="preserve">  </w:t>
       </w:r>
       <w:r>
         <w:rPr>
@@ -276,8 +315,51 @@
       <w:pPr>
         <w:pStyle w:val="2"/>
         <w:spacing w:before="2" w:line="213" w:lineRule="auto"/>
-        <w:ind w:left="210" w:right="3346"/>
-      </w:pPr>
+        <w:ind w:left="210" w:right="3021" w:rightChars="0"/>
+        <w:rPr>
+          <w:color w:val="333333"/>
+          <w:spacing w:val="4"/>
+        </w:rPr>
+      </w:pPr>
+      <w:r>
+        <w:rPr>
+          <w:color w:val="333333"/>
+          <w:position w:val="3"/>
+        </w:rPr>
+        <w:drawing>
+          <wp:inline distT="0" distB="0" distL="0" distR="0">
+            <wp:extent cx="47625" cy="47625"/>
+            <wp:effectExtent l="0" t="0" r="9525" b="9525"/>
+            <wp:docPr id="1" name="IM 4"/>
+            <wp:cNvGraphicFramePr/>
+            <a:graphic xmlns:a="http://schemas.openxmlformats.org/drawingml/2006/main">
+              <a:graphicData uri="http://schemas.openxmlformats.org/drawingml/2006/picture">
+                <pic:pic xmlns:pic="http://schemas.openxmlformats.org/drawingml/2006/picture">
+                  <pic:nvPicPr>
+                    <pic:cNvPr id="1" name="IM 4"/>
+                    <pic:cNvPicPr/>
+                  </pic:nvPicPr>
+                  <pic:blipFill>
+                    <a:blip r:embed="rId7"/>
+                    <a:stretch>
+                      <a:fillRect/>
+                    </a:stretch>
+                  </pic:blipFill>
+                  <pic:spPr>
+                    <a:xfrm>
+                      <a:off x="0" y="0"/>
+                      <a:ext cx="47647" cy="47646"/>
+                    </a:xfrm>
+                    <a:prstGeom prst="rect">
+                      <a:avLst/>
+                    </a:prstGeom>
+                  </pic:spPr>
+                </pic:pic>
+              </a:graphicData>
+            </a:graphic>
+          </wp:inline>
+        </w:drawing>
+      </w:r>
       <w:r>
         <w:rPr>
           <w:rFonts w:ascii="Arial" w:hAnsi="Arial" w:eastAsia="Arial" w:cs="Arial"/>
@@ -287,7 +369,7 @@
           <w:sz w:val="27"/>
           <w:szCs w:val="27"/>
         </w:rPr>
-        <w:t xml:space="preserve">.  </w:t>
+        <w:t xml:space="preserve">  </w:t>
       </w:r>
       <w:r>
         <w:rPr>
@@ -311,6 +393,13 @@
         </w:rPr>
         <w:t>等）视频会议终端及显示设备</w:t>
       </w:r>
+    </w:p>
+    <w:p>
+      <w:pPr>
+        <w:pStyle w:val="2"/>
+        <w:spacing w:before="2" w:line="213" w:lineRule="auto"/>
+        <w:ind w:right="3346" w:firstLine="190" w:firstLineChars="100"/>
+      </w:pPr>
       <w:r>
         <w:rPr>
           <w:color w:val="333333"/>
@@ -1151,18 +1240,7 @@
                 <w:spacing w:val="4"/>
                 <w:lang w:eastAsia="zh-CN"/>
               </w:rPr>
-              <w:t>》、</w:t>
-            </w:r>
-            <w:bookmarkStart w:id="0" w:name="_GoBack"/>
-            <w:bookmarkEnd w:id="0"/>
-            <w:r>
-              <w:rPr>
-                <w:rFonts w:hint="eastAsia"/>
-                <w:color w:val="333333"/>
-                <w:spacing w:val="4"/>
-                <w:lang w:eastAsia="zh-CN"/>
-              </w:rPr>
-              <w:t>《</w:t>
+              <w:t>》、《</w:t>
             </w:r>
             <w:r>
               <w:rPr>
@@ -1766,6 +1844,8 @@
         </w:rPr>
         <w:br w:type="page"/>
       </w:r>
+      <w:bookmarkStart w:id="0" w:name="_GoBack"/>
+      <w:bookmarkEnd w:id="0"/>
     </w:p>
     <w:p>
       <w:pPr>
